--- a/docs/forms/B2_Level_Decision.docx
+++ b/docs/forms/B2_Level_Decision.docx
@@ -175,7 +175,7 @@
           <w:color w:val="0B3583"/>
           <w:sz w:val="23"/>
         </w:rPr>
-        <w:t>1. The stop rule — tick every statement that is TRUE</w:t>
+        <w:t>1. The four conditions — tick every condition that HOLDS</w:t>
       </w:r>
     </w:p>
     <w:p>
@@ -188,7 +188,7 @@
           <w:color w:val="5A6672"/>
           <w:sz w:val="17"/>
         </w:rPr>
-        <w:t>If ANY box is ticked, drop a level or do not deploy. Dropping a level is not a defeat.</w:t>
+        <w:t>From the implementation matrix (thesis §6.3.1). None holds: level 1 or 2. Conditions 1 and 2: level 3. All four: level 4, phase by phase. If a condition needed for the planned level does not hold, drop a level or do not deploy.</w:t>
       </w:r>
     </w:p>
     <w:p>
@@ -205,14 +205,14 @@
         <w:rPr>
           <w:sz w:val="19"/>
         </w:rPr>
-        <w:t>No named person is paid to keep the system running after we leave</w:t>
+        <w:t>1. A person employed by the hospital is responsible for the system and can be reached after we leave</w:t>
       </w:r>
       <w:r>
         <w:rPr>
           <w:color w:val="5A6672"/>
           <w:sz w:val="17"/>
         </w:rPr>
-        <w:t xml:space="preserve">  — not 'someone will look after it' — a name, a role, a salary line</w:t>
+        <w:t xml:space="preserve">  — a name and a role — not 'someone will look after it'</w:t>
       </w:r>
     </w:p>
     <w:p>
@@ -229,7 +229,31 @@
         <w:rPr>
           <w:sz w:val="19"/>
         </w:rPr>
-        <w:t>The medical director has not personally endorsed the project</w:t>
+        <w:t>2. Protected power and a working network at the point of use, verified in each unit</w:t>
+      </w:r>
+      <w:r>
+        <w:rPr>
+          <w:color w:val="5A6672"/>
+          <w:sz w:val="17"/>
+        </w:rPr>
+        <w:t xml:space="preserve">  — verified by us, in the room, with a device</w:t>
+      </w:r>
+    </w:p>
+    <w:p>
+      <w:pPr>
+        <w:spacing w:after="40"/>
+      </w:pPr>
+      <w:r>
+        <w:rPr>
+          <w:sz w:val="22"/>
+        </w:rPr>
+        <w:t xml:space="preserve">☐  </w:t>
+      </w:r>
+      <w:r>
+        <w:rPr>
+          <w:sz w:val="19"/>
+        </w:rPr>
+        <w:t>3. A management mandate: a named owner, and agreement to close the paper registers when the exit criteria are met</w:t>
       </w:r>
       <w:r>
         <w:rPr>
@@ -253,14 +277,14 @@
         <w:rPr>
           <w:sz w:val="19"/>
         </w:rPr>
-        <w:t>There is no route to fund maintenance for five years</w:t>
+        <w:t>4. A paper process that can actually be retired, including the statutory returns that depend on it</w:t>
       </w:r>
       <w:r>
         <w:rPr>
           <w:color w:val="5A6672"/>
           <w:sz w:val="17"/>
         </w:rPr>
-        <w:t xml:space="preserve">  — hardware fails, software needs patching, someone must be paid</w:t>
+        <w:t xml:space="preserve">  — if paper continues alongside, nothing has been digitised</w:t>
       </w:r>
     </w:p>
     <w:p>
@@ -277,38 +301,14 @@
         <w:rPr>
           <w:sz w:val="19"/>
         </w:rPr>
-        <w:t>The unit we intend to digitise has no verified working power AND network</w:t>
+        <w:t>Who pays the running costs — connectivity, spares, batteries, support — is agreed</w:t>
       </w:r>
       <w:r>
         <w:rPr>
           <w:color w:val="5A6672"/>
           <w:sz w:val="17"/>
         </w:rPr>
-        <w:t xml:space="preserve">  — verified by us, in the room, with a device</w:t>
-      </w:r>
-    </w:p>
-    <w:p>
-      <w:pPr>
-        <w:spacing w:after="40"/>
-      </w:pPr>
-      <w:r>
-        <w:rPr>
-          <w:sz w:val="22"/>
-        </w:rPr>
-        <w:t xml:space="preserve">☐  </w:t>
-      </w:r>
-      <w:r>
-        <w:rPr>
-          <w:sz w:val="19"/>
-        </w:rPr>
-        <w:t>We cannot retire the paper process for what we are deploying</w:t>
-      </w:r>
-      <w:r>
-        <w:rPr>
-          <w:color w:val="5A6672"/>
-          <w:sz w:val="17"/>
-        </w:rPr>
-        <w:t xml:space="preserve">  — if paper continues alongside, nothing has been digitised</w:t>
+        <w:t xml:space="preserve">  — not a level condition, but agree it before anything is bought</w:t>
       </w:r>
     </w:p>
     <w:p>
@@ -417,7 +417,7 @@
                 <w:color w:val="5A6672"/>
                 <w:sz w:val="17"/>
               </w:rPr>
-              <w:t>Minimum to keep it alive</w:t>
+              <w:t>When</w:t>
             </w:r>
           </w:p>
         </w:tc>
@@ -495,7 +495,7 @@
                 <w:i w:val="0"/>
                 <w:sz w:val="18"/>
               </w:rPr>
-              <w:t>A trained clerk; no server on a hosted instance</w:t>
+              <w:t>None of the four conditions holds</w:t>
             </w:r>
           </w:p>
         </w:tc>
@@ -573,7 +573,7 @@
                 <w:i w:val="0"/>
                 <w:sz w:val="18"/>
               </w:rPr>
-              <w:t>A reporting officer; alignment with the national system</w:t>
+              <w:t>None holds; a reporting officer; national alignment</w:t>
             </w:r>
           </w:p>
         </w:tc>
@@ -613,7 +613,7 @@
                 <w:i w:val="0"/>
                 <w:sz w:val="18"/>
               </w:rPr>
-              <w:t>Clinical EMR</w:t>
+              <w:t>Clinical record</w:t>
             </w:r>
           </w:p>
         </w:tc>
@@ -651,7 +651,7 @@
                 <w:i w:val="0"/>
                 <w:sz w:val="18"/>
               </w:rPr>
-              <w:t>A part-time IT person; reliable power where clinicians work</w:t>
+              <w:t>Conditions 1 and 2 hold</w:t>
             </w:r>
           </w:p>
         </w:tc>
@@ -729,7 +729,7 @@
                 <w:i w:val="0"/>
                 <w:sz w:val="18"/>
               </w:rPr>
-              <w:t>A paid full-time IT person, a funded five-year owner, a support arrangement</w:t>
+              <w:t>All four hold — then phase by phase</w:t>
             </w:r>
           </w:p>
         </w:tc>
@@ -1096,7 +1096,7 @@
           <w:color w:val="0B3583"/>
           <w:sz w:val="23"/>
         </w:rPr>
-        <w:t>4. Stop-rule override — complete this ONLY if you ticked a box in section 1 and are deploying anyway</w:t>
+        <w:t>4. Stop-rule override — complete this ONLY if a condition needed for the chosen level does NOT hold and you are deploying anyway</w:t>
       </w:r>
     </w:p>
     <w:p>
@@ -1109,7 +1109,7 @@
           <w:color w:val="5A6672"/>
           <w:sz w:val="17"/>
         </w:rPr>
-        <w:t>This is the most important section on the form. In 2026 at Lunsar every stop-rule condition was true and a level-4 system was deployed by careful engineers with reasons that were never written down. An override is sometimes right. An unrecorded override is how a decision becomes invisible to everyone who comes after.</w:t>
+        <w:t>This is the most important section on the form. In 2026 at Lunsar a level-4 system was deployed before protected power had been verified in every unit, by careful engineers with reasons that were never written down. An override is sometimes right. An unrecorded override is how a decision becomes invisible to everyone who comes after.</w:t>
       </w:r>
     </w:p>
     <w:tbl>
@@ -1142,7 +1142,7 @@
                 <w:color w:val="5A6672"/>
                 <w:sz w:val="17"/>
               </w:rPr>
-              <w:t>Which conditions were true</w:t>
+              <w:t>Which conditions did not hold</w:t>
             </w:r>
           </w:p>
         </w:tc>
@@ -1497,7 +1497,7 @@
         <w:color w:val="5A6672"/>
         <w:sz w:val="16"/>
       </w:rPr>
-      <w:t>Handbook v0.4  ·  B-2  ·  Record the handbook version in your closure report</w:t>
+      <w:t>Handbook v0.5  ·  B-2  ·  Record the handbook version in your closure report</w:t>
     </w:r>
   </w:p>
 </w:ftr>
